--- a/pr-preview/pr-16/chapters/sets.docx
+++ b/pr-preview/pr-16/chapters/sets.docx
@@ -23,7 +23,7 @@
         <w:pStyle w:val="Date"/>
       </w:pPr>
       <w:r>
-        <w:t xml:space="preserve">Last modified: 2026-10-23 15:03:02 (PDT)</w:t>
+        <w:t xml:space="preserve">Last modified: 2026-10-23 15:15:41 (PDT)</w:t>
       </w:r>
     </w:p>
     <w:tbl>

--- a/pr-preview/pr-16/chapters/sets.docx
+++ b/pr-preview/pr-16/chapters/sets.docx
@@ -23,7 +23,7 @@
         <w:pStyle w:val="Date"/>
       </w:pPr>
       <w:r>
-        <w:t xml:space="preserve">Last modified: 2026-10-23 15:15:41 (PDT)</w:t>
+        <w:t xml:space="preserve">Last modified: 2026-10-23 16:22:15 (PDT)</w:t>
       </w:r>
     </w:p>
     <w:tbl>
